--- a/docs/ingles/Wilson dos Santos - 22October2025.docx
+++ b/docs/ingles/Wilson dos Santos - 22October2025.docx
@@ -200,21 +200,7 @@
               <w:rPr>
                 <w:rFonts w:ascii="Aptos" w:hAnsi="Aptos"/>
               </w:rPr>
-              <w:t xml:space="preserve">You had </w:t>
-            </w:r>
-            <w:proofErr w:type="gramStart"/>
-            <w:r>
-              <w:rPr>
-                <w:rFonts w:ascii="Aptos" w:hAnsi="Aptos"/>
-              </w:rPr>
-              <w:t>your house painted</w:t>
-            </w:r>
-            <w:proofErr w:type="gramEnd"/>
-            <w:r>
-              <w:rPr>
-                <w:rFonts w:ascii="Aptos" w:hAnsi="Aptos"/>
-              </w:rPr>
-              <w:t>.</w:t>
+              <w:t>You had your house painted.</w:t>
             </w:r>
           </w:p>
           <w:p>
@@ -252,21 +238,7 @@
               <w:rPr>
                 <w:rFonts w:ascii="Aptos" w:hAnsi="Aptos"/>
               </w:rPr>
-              <w:t xml:space="preserve">Let’s </w:t>
-            </w:r>
-            <w:proofErr w:type="gramStart"/>
-            <w:r>
-              <w:rPr>
-                <w:rFonts w:ascii="Aptos" w:hAnsi="Aptos"/>
-              </w:rPr>
-              <w:t>make arrangements</w:t>
-            </w:r>
-            <w:proofErr w:type="gramEnd"/>
-            <w:r>
-              <w:rPr>
-                <w:rFonts w:ascii="Aptos" w:hAnsi="Aptos"/>
-              </w:rPr>
-              <w:t xml:space="preserve"> for another day.</w:t>
+              <w:t>Let’s make arrangements for another day.</w:t>
             </w:r>
           </w:p>
           <w:p>
@@ -310,30 +282,8 @@
               <w:rPr>
                 <w:rFonts w:ascii="Aptos" w:hAnsi="Aptos"/>
               </w:rPr>
-              <w:t xml:space="preserve">train: </w:t>
+              <w:t>train: trem; treinar</w:t>
             </w:r>
-            <w:proofErr w:type="spellStart"/>
-            <w:r>
-              <w:rPr>
-                <w:rFonts w:ascii="Aptos" w:hAnsi="Aptos"/>
-              </w:rPr>
-              <w:t>trem</w:t>
-            </w:r>
-            <w:proofErr w:type="spellEnd"/>
-            <w:r>
-              <w:rPr>
-                <w:rFonts w:ascii="Aptos" w:hAnsi="Aptos"/>
-              </w:rPr>
-              <w:t xml:space="preserve">; </w:t>
-            </w:r>
-            <w:proofErr w:type="spellStart"/>
-            <w:r>
-              <w:rPr>
-                <w:rFonts w:ascii="Aptos" w:hAnsi="Aptos"/>
-              </w:rPr>
-              <w:t>treinar</w:t>
-            </w:r>
-            <w:proofErr w:type="spellEnd"/>
           </w:p>
           <w:p>
             <w:pPr>
@@ -351,44 +301,8 @@
               <w:rPr>
                 <w:rFonts w:ascii="Aptos" w:hAnsi="Aptos"/>
               </w:rPr>
-              <w:t xml:space="preserve">sort out the garbage: </w:t>
+              <w:t>sort out the garbage: separar (categorizar) o lixo</w:t>
             </w:r>
-            <w:proofErr w:type="spellStart"/>
-            <w:r>
-              <w:rPr>
-                <w:rFonts w:ascii="Aptos" w:hAnsi="Aptos"/>
-              </w:rPr>
-              <w:t>separar</w:t>
-            </w:r>
-            <w:proofErr w:type="spellEnd"/>
-            <w:r>
-              <w:rPr>
-                <w:rFonts w:ascii="Aptos" w:hAnsi="Aptos"/>
-              </w:rPr>
-              <w:t xml:space="preserve"> (</w:t>
-            </w:r>
-            <w:proofErr w:type="spellStart"/>
-            <w:r>
-              <w:rPr>
-                <w:rFonts w:ascii="Aptos" w:hAnsi="Aptos"/>
-              </w:rPr>
-              <w:t>categorizar</w:t>
-            </w:r>
-            <w:proofErr w:type="spellEnd"/>
-            <w:r>
-              <w:rPr>
-                <w:rFonts w:ascii="Aptos" w:hAnsi="Aptos"/>
-              </w:rPr>
-              <w:t xml:space="preserve">) o </w:t>
-            </w:r>
-            <w:proofErr w:type="spellStart"/>
-            <w:r>
-              <w:rPr>
-                <w:rFonts w:ascii="Aptos" w:hAnsi="Aptos"/>
-              </w:rPr>
-              <w:t>lixo</w:t>
-            </w:r>
-            <w:proofErr w:type="spellEnd"/>
           </w:p>
           <w:p>
             <w:pPr>
@@ -400,13 +314,11 @@
               <w:ind w:left="284" w:hanging="284"/>
               <w:rPr>
                 <w:rFonts w:ascii="Aptos" w:hAnsi="Aptos"/>
-                <w:lang w:val="pt-BR"/>
               </w:rPr>
             </w:pPr>
             <w:r>
               <w:rPr>
                 <w:rFonts w:ascii="Aptos" w:hAnsi="Aptos"/>
-                <w:lang w:val="pt-BR"/>
               </w:rPr>
               <w:t>tennis court: quadra de tênis</w:t>
             </w:r>
@@ -447,11 +359,13 @@
         <w:ind w:left="0"/>
         <w:rPr>
           <w:rFonts w:ascii="Aptos" w:hAnsi="Aptos"/>
+          <w:lang w:val="pt-BR"/>
         </w:rPr>
       </w:pPr>
       <w:r>
         <w:rPr>
           <w:rFonts w:ascii="Aptos" w:hAnsi="Aptos"/>
+          <w:lang w:val="pt-BR"/>
         </w:rPr>
         <w:t>Perform short conversations with the sentences below.</w:t>
       </w:r>
@@ -470,21 +384,12 @@
           <w:lang w:val="pt-BR"/>
         </w:rPr>
       </w:pPr>
-      <w:proofErr w:type="spellStart"/>
       <w:r>
         <w:rPr>
           <w:rFonts w:ascii="Aptos" w:hAnsi="Aptos"/>
           <w:lang w:val="pt-BR"/>
         </w:rPr>
-        <w:t>Lorna</w:t>
-      </w:r>
-      <w:proofErr w:type="spellEnd"/>
-      <w:r>
-        <w:rPr>
-          <w:rFonts w:ascii="Aptos" w:hAnsi="Aptos"/>
-          <w:lang w:val="pt-BR"/>
-        </w:rPr>
-        <w:t xml:space="preserve"> frequentemente assiste séries à noite, mas Alice geralmente fica no Instagram.</w:t>
+        <w:t>Lorna frequentemente assiste séries à noite, mas Alice geralmente fica no Instagram.</w:t>
       </w:r>
     </w:p>
     <w:p>
@@ -494,6 +399,7 @@
           <w:rFonts w:ascii="Aptos" w:hAnsi="Aptos"/>
           <w:b/>
           <w:bCs/>
+          <w:lang w:val="pt-BR"/>
         </w:rPr>
       </w:pPr>
       <w:r>
@@ -501,6 +407,7 @@
           <w:rFonts w:ascii="Aptos" w:hAnsi="Aptos"/>
           <w:b/>
           <w:bCs/>
+          <w:lang w:val="pt-BR"/>
         </w:rPr>
         <w:t xml:space="preserve">Lorna often watches series in the evening, but Alice is usually on Instagram. </w:t>
       </w:r>
@@ -534,6 +441,7 @@
           <w:rFonts w:ascii="Aptos" w:hAnsi="Aptos"/>
           <w:b/>
           <w:bCs/>
+          <w:lang w:val="pt-BR"/>
         </w:rPr>
       </w:pPr>
       <w:r>
@@ -541,6 +449,7 @@
           <w:rFonts w:ascii="Aptos" w:hAnsi="Aptos"/>
           <w:b/>
           <w:bCs/>
+          <w:lang w:val="pt-BR"/>
         </w:rPr>
         <w:t>I am often tired. I work hard and I don’t relax much.</w:t>
       </w:r>
@@ -574,6 +483,7 @@
           <w:rFonts w:ascii="Aptos" w:hAnsi="Aptos"/>
           <w:b/>
           <w:bCs/>
+          <w:lang w:val="pt-BR"/>
         </w:rPr>
       </w:pPr>
       <w:r>
@@ -581,6 +491,7 @@
           <w:rFonts w:ascii="Aptos" w:hAnsi="Aptos"/>
           <w:b/>
           <w:bCs/>
+          <w:lang w:val="pt-BR"/>
         </w:rPr>
         <w:t>My mother goes to the gym every day, but my father doesn’t do any exercise.</w:t>
       </w:r>
@@ -590,35 +501,41 @@
         <w:ind w:left="0"/>
         <w:rPr>
           <w:rFonts w:ascii="Aptos" w:hAnsi="Aptos"/>
+          <w:lang w:val="pt-BR"/>
         </w:rPr>
       </w:pPr>
       <w:r>
         <w:rPr>
           <w:rFonts w:ascii="Aptos" w:hAnsi="Aptos"/>
+          <w:lang w:val="pt-BR"/>
         </w:rPr>
         <w:tab/>
       </w:r>
       <w:r>
         <w:rPr>
           <w:rFonts w:ascii="Aptos" w:hAnsi="Aptos"/>
+          <w:lang w:val="pt-BR"/>
         </w:rPr>
         <w:tab/>
       </w:r>
       <w:r>
         <w:rPr>
           <w:rFonts w:ascii="Aptos" w:hAnsi="Aptos"/>
+          <w:lang w:val="pt-BR"/>
         </w:rPr>
         <w:tab/>
       </w:r>
       <w:r>
         <w:rPr>
           <w:rFonts w:ascii="Aptos" w:hAnsi="Aptos"/>
+          <w:lang w:val="pt-BR"/>
         </w:rPr>
         <w:tab/>
       </w:r>
       <w:r>
         <w:rPr>
           <w:rFonts w:ascii="Aptos" w:hAnsi="Aptos"/>
+          <w:lang w:val="pt-BR"/>
         </w:rPr>
         <w:tab/>
         <w:t>but my father does no exercise.</w:t>
@@ -653,6 +570,7 @@
           <w:rFonts w:ascii="Aptos" w:hAnsi="Aptos"/>
           <w:b/>
           <w:bCs/>
+          <w:lang w:val="pt-BR"/>
         </w:rPr>
       </w:pPr>
       <w:r>
@@ -660,6 +578,7 @@
           <w:rFonts w:ascii="Aptos" w:hAnsi="Aptos"/>
           <w:b/>
           <w:bCs/>
+          <w:lang w:val="pt-BR"/>
         </w:rPr>
         <w:t>Do you often use public transportation?</w:t>
       </w:r>
@@ -669,11 +588,13 @@
         <w:ind w:left="0"/>
         <w:rPr>
           <w:rFonts w:ascii="Aptos" w:hAnsi="Aptos"/>
+          <w:lang w:val="pt-BR"/>
         </w:rPr>
       </w:pPr>
       <w:r>
         <w:rPr>
           <w:rFonts w:ascii="Aptos" w:hAnsi="Aptos"/>
+          <w:lang w:val="pt-BR"/>
         </w:rPr>
         <w:t>Do you [frequently] use public transportation frequently?</w:t>
       </w:r>
@@ -707,6 +628,7 @@
           <w:rFonts w:ascii="Aptos" w:hAnsi="Aptos"/>
           <w:b/>
           <w:bCs/>
+          <w:lang w:val="pt-BR"/>
         </w:rPr>
       </w:pPr>
       <w:r>
@@ -714,6 +636,7 @@
           <w:rFonts w:ascii="Aptos" w:hAnsi="Aptos"/>
           <w:b/>
           <w:bCs/>
+          <w:lang w:val="pt-BR"/>
         </w:rPr>
         <w:t>Does your family recycle paper, plastic and glass?</w:t>
       </w:r>
@@ -747,6 +670,7 @@
           <w:rFonts w:ascii="Aptos" w:hAnsi="Aptos"/>
           <w:b/>
           <w:bCs/>
+          <w:lang w:val="pt-BR"/>
         </w:rPr>
       </w:pPr>
       <w:r>
@@ -754,6 +678,7 @@
           <w:rFonts w:ascii="Aptos" w:hAnsi="Aptos"/>
           <w:b/>
           <w:bCs/>
+          <w:lang w:val="pt-BR"/>
         </w:rPr>
         <w:lastRenderedPageBreak/>
         <w:t>Do you and your friend play tennis together?</w:t>
@@ -786,6 +711,7 @@
         <w:ind w:left="0"/>
         <w:rPr>
           <w:rFonts w:ascii="Aptos" w:hAnsi="Aptos"/>
+          <w:lang w:val="pt-BR"/>
         </w:rPr>
       </w:pPr>
       <w:r>
@@ -793,6 +719,7 @@
           <w:rFonts w:ascii="Aptos" w:hAnsi="Aptos"/>
           <w:b/>
           <w:bCs/>
+          <w:lang w:val="pt-BR"/>
         </w:rPr>
         <w:t>Who is giving the training this week?</w:t>
       </w:r>
@@ -826,6 +753,7 @@
           <w:rFonts w:ascii="Aptos" w:hAnsi="Aptos"/>
           <w:b/>
           <w:bCs/>
+          <w:lang w:val="pt-BR"/>
         </w:rPr>
       </w:pPr>
       <w:r>
@@ -833,6 +761,7 @@
           <w:rFonts w:ascii="Aptos" w:hAnsi="Aptos"/>
           <w:b/>
           <w:bCs/>
+          <w:lang w:val="pt-BR"/>
         </w:rPr>
         <w:t>It rains a lot here.</w:t>
       </w:r>
@@ -866,6 +795,7 @@
           <w:rFonts w:ascii="Aptos" w:hAnsi="Aptos"/>
           <w:b/>
           <w:bCs/>
+          <w:lang w:val="pt-BR"/>
         </w:rPr>
       </w:pPr>
       <w:r>
@@ -873,6 +803,7 @@
           <w:rFonts w:ascii="Aptos" w:hAnsi="Aptos"/>
           <w:b/>
           <w:bCs/>
+          <w:lang w:val="pt-BR"/>
         </w:rPr>
         <w:t>Who is making this horrible noise?</w:t>
       </w:r>
@@ -898,11 +829,13 @@
         <w:ind w:left="0"/>
         <w:rPr>
           <w:rFonts w:ascii="Aptos" w:hAnsi="Aptos"/>
+          <w:lang w:val="pt-BR"/>
         </w:rPr>
       </w:pPr>
       <w:r>
         <w:rPr>
           <w:rFonts w:ascii="Aptos" w:hAnsi="Aptos"/>
+          <w:lang w:val="pt-BR"/>
         </w:rPr>
         <w:t>Is she making this horrible noise?</w:t>
       </w:r>
@@ -936,6 +869,7 @@
           <w:rFonts w:ascii="Aptos" w:hAnsi="Aptos"/>
           <w:b/>
           <w:bCs/>
+          <w:lang w:val="pt-BR"/>
         </w:rPr>
       </w:pPr>
       <w:r>
@@ -943,6 +877,7 @@
           <w:rFonts w:ascii="Aptos" w:hAnsi="Aptos"/>
           <w:b/>
           <w:bCs/>
+          <w:lang w:val="pt-BR"/>
         </w:rPr>
         <w:t xml:space="preserve">It’s getting very cold. Let’s go inside.      </w:t>
       </w:r>
@@ -952,11 +887,13 @@
         <w:ind w:left="0"/>
         <w:rPr>
           <w:rFonts w:ascii="Aptos" w:hAnsi="Aptos"/>
+          <w:lang w:val="pt-BR"/>
         </w:rPr>
       </w:pPr>
       <w:r>
         <w:rPr>
           <w:rFonts w:ascii="Aptos" w:hAnsi="Aptos"/>
+          <w:lang w:val="pt-BR"/>
         </w:rPr>
         <w:t>Please put the book into/inside the box.</w:t>
       </w:r>
@@ -990,6 +927,7 @@
           <w:rFonts w:ascii="Aptos" w:hAnsi="Aptos"/>
           <w:b/>
           <w:bCs/>
+          <w:lang w:val="pt-BR"/>
         </w:rPr>
       </w:pPr>
       <w:r>
@@ -997,6 +935,7 @@
           <w:rFonts w:ascii="Aptos" w:hAnsi="Aptos"/>
           <w:b/>
           <w:bCs/>
+          <w:lang w:val="pt-BR"/>
         </w:rPr>
         <w:t>At this time last year, we were planning that big project.</w:t>
       </w:r>
@@ -1020,23 +959,7 @@
           <w:rFonts w:ascii="Aptos" w:hAnsi="Aptos"/>
           <w:lang w:val="pt-BR"/>
         </w:rPr>
-        <w:t xml:space="preserve">Estava um caos no aeroporto ontem à noite. Milhares de pessoas estavam esperando por seus </w:t>
-      </w:r>
-      <w:proofErr w:type="spellStart"/>
-      <w:r>
-        <w:rPr>
-          <w:rFonts w:ascii="Aptos" w:hAnsi="Aptos"/>
-          <w:lang w:val="pt-BR"/>
-        </w:rPr>
-        <w:t>vôos</w:t>
-      </w:r>
-      <w:proofErr w:type="spellEnd"/>
-      <w:r>
-        <w:rPr>
-          <w:rFonts w:ascii="Aptos" w:hAnsi="Aptos"/>
-          <w:lang w:val="pt-BR"/>
-        </w:rPr>
-        <w:t xml:space="preserve">. </w:t>
+        <w:t xml:space="preserve">Estava um caos no aeroporto ontem à noite. Milhares de pessoas estavam esperando por seus vôos. </w:t>
       </w:r>
     </w:p>
     <w:p>
@@ -1046,6 +969,7 @@
           <w:rFonts w:ascii="Aptos" w:hAnsi="Aptos"/>
           <w:b/>
           <w:bCs/>
+          <w:lang w:val="pt-BR"/>
         </w:rPr>
       </w:pPr>
       <w:r>
@@ -1053,6 +977,7 @@
           <w:rFonts w:ascii="Aptos" w:hAnsi="Aptos"/>
           <w:b/>
           <w:bCs/>
+          <w:lang w:val="pt-BR"/>
         </w:rPr>
         <w:t>It was chaos at the airport last night. Thousands of people were waiting for their flights.</w:t>
       </w:r>
@@ -1084,11 +1009,13 @@
         <w:ind w:left="0"/>
         <w:rPr>
           <w:rFonts w:ascii="Aptos" w:hAnsi="Aptos"/>
+          <w:lang w:val="pt-BR"/>
         </w:rPr>
       </w:pPr>
       <w:r>
         <w:rPr>
           <w:rFonts w:ascii="Aptos" w:hAnsi="Aptos"/>
+          <w:lang w:val="pt-BR"/>
         </w:rPr>
         <w:t>Where was grandma/granny going when you saw her this morning?</w:t>
       </w:r>
@@ -1112,55 +1039,7 @@
           <w:rFonts w:ascii="Aptos" w:hAnsi="Aptos"/>
           <w:lang w:val="pt-BR"/>
         </w:rPr>
-        <w:t>Eu vou retribuir a ajuda que recebi criando um sopão para crianças. [</w:t>
-      </w:r>
-      <w:proofErr w:type="spellStart"/>
-      <w:r>
-        <w:rPr>
-          <w:rFonts w:ascii="Aptos" w:hAnsi="Aptos"/>
-          <w:lang w:val="pt-BR"/>
-        </w:rPr>
-        <w:t>soup</w:t>
-      </w:r>
-      <w:proofErr w:type="spellEnd"/>
-      <w:r>
-        <w:rPr>
-          <w:rFonts w:ascii="Aptos" w:hAnsi="Aptos"/>
-          <w:lang w:val="pt-BR"/>
-        </w:rPr>
-        <w:t xml:space="preserve"> </w:t>
-      </w:r>
-      <w:proofErr w:type="spellStart"/>
-      <w:r>
-        <w:rPr>
-          <w:rFonts w:ascii="Aptos" w:hAnsi="Aptos"/>
-          <w:lang w:val="pt-BR"/>
-        </w:rPr>
-        <w:t>kitchen</w:t>
-      </w:r>
-      <w:proofErr w:type="spellEnd"/>
-      <w:r>
-        <w:rPr>
-          <w:rFonts w:ascii="Aptos" w:hAnsi="Aptos"/>
-          <w:lang w:val="pt-BR"/>
-        </w:rPr>
-        <w:t xml:space="preserve">; </w:t>
-      </w:r>
-      <w:proofErr w:type="spellStart"/>
-      <w:r>
-        <w:rPr>
-          <w:rFonts w:ascii="Aptos" w:hAnsi="Aptos"/>
-          <w:lang w:val="pt-BR"/>
-        </w:rPr>
-        <w:t>meal</w:t>
-      </w:r>
-      <w:proofErr w:type="spellEnd"/>
-      <w:r>
-        <w:rPr>
-          <w:rFonts w:ascii="Aptos" w:hAnsi="Aptos"/>
-          <w:lang w:val="pt-BR"/>
-        </w:rPr>
-        <w:t xml:space="preserve"> center]</w:t>
+        <w:t>Eu vou retribuir a ajuda que recebi criando um sopão para crianças. [soup kitchen; meal center]</w:t>
       </w:r>
     </w:p>
     <w:p>
@@ -1168,11 +1047,13 @@
         <w:ind w:left="0"/>
         <w:rPr>
           <w:rFonts w:ascii="Aptos" w:hAnsi="Aptos"/>
+          <w:lang w:val="pt-BR"/>
         </w:rPr>
       </w:pPr>
       <w:r>
         <w:rPr>
           <w:rFonts w:ascii="Aptos" w:hAnsi="Aptos"/>
+          <w:lang w:val="pt-BR"/>
         </w:rPr>
         <w:t>I’m going to return the help that I received creating a soup kitchen for children.</w:t>
       </w:r>
@@ -1196,23 +1077,7 @@
           <w:rFonts w:ascii="Aptos" w:hAnsi="Aptos"/>
           <w:lang w:val="pt-BR"/>
         </w:rPr>
-        <w:t>O comediante de stand-</w:t>
-      </w:r>
-      <w:proofErr w:type="spellStart"/>
-      <w:r>
-        <w:rPr>
-          <w:rFonts w:ascii="Aptos" w:hAnsi="Aptos"/>
-          <w:lang w:val="pt-BR"/>
-        </w:rPr>
-        <w:t>up</w:t>
-      </w:r>
-      <w:proofErr w:type="spellEnd"/>
-      <w:r>
-        <w:rPr>
-          <w:rFonts w:ascii="Aptos" w:hAnsi="Aptos"/>
-          <w:lang w:val="pt-BR"/>
-        </w:rPr>
-        <w:t xml:space="preserve"> recusou a oferta de um milhão de dólares participar de um festival no Oriente Médio.</w:t>
+        <w:t>O comediante de stand-up recusou a oferta de um milhão de dólares participar de um festival no Oriente Médio.</w:t>
       </w:r>
     </w:p>
     <w:p>
@@ -4704,7 +4569,6 @@
   <w:style w:type="character" w:default="1" w:styleId="DefaultParagraphFont">
     <w:name w:val="Default Paragraph Font"/>
     <w:uiPriority w:val="1"/>
-    <w:semiHidden/>
     <w:unhideWhenUsed/>
   </w:style>
   <w:style w:type="table" w:default="1" w:styleId="TableNormal">
@@ -5145,10 +5009,4 @@
     </a:ext>
   </a:extLst>
 </a:theme>
-</file>
-
-<file path=docMetadata/LabelInfo.xml><?xml version="1.0" encoding="utf-8"?>
-<clbl:labelList xmlns:clbl="http://schemas.microsoft.com/office/2020/mipLabelMetadata">
-  <clbl:label id="{87867195-f2b8-4ac2-b0b6-6bb73cb33afc}" enabled="1" method="Privileged" siteId="{72f988bf-86f1-41af-91ab-2d7cd011db47}" contentBits="0" removed="0"/>
-</clbl:labelList>
 </file>